--- a/005-theme-park-creator/worksheets/week4-beginner.docx
+++ b/005-theme-park-creator/worksheets/week4-beginner.docx
@@ -28,7 +28,7 @@
         <w:t>Topic:</w:t>
       </w:r>
       <w:r>
-        <w:t xml:space="preserve"> Petting Zoo — Using Helper Functions · </w:t>
+        <w:t xml:space="preserve"> Petting Zoo — Helper Functions · </w:t>
       </w:r>
       <w:r>
         <w:rPr>
@@ -55,7 +55,7 @@
         <w:t>Time:</w:t>
       </w:r>
       <w:r>
-        <w:t xml:space="preserve"> about 30 minutes</w:t>
+        <w:t xml:space="preserve"> about 35 minutes</w:t>
       </w:r>
     </w:p>
     <w:p>
@@ -73,7 +73,7 @@
         <w:t>petting zoo</w:t>
       </w:r>
       <w:r>
-        <w:t xml:space="preserve"> — a fence around it, cages inside, animals, and a feeding area.</w:t>
+        <w:t xml:space="preserve"> — a fence around it, six cages inside, an animal in every cage, and somewhere to eat and drink.</w:t>
       </w:r>
     </w:p>
     <w:p>
@@ -82,7 +82,7 @@
         <w:keepLines/>
       </w:pPr>
       <w:r>
-        <w:t xml:space="preserve">Every cage is the same job: a fence box with an animal inside. So you write that job </w:t>
+        <w:t xml:space="preserve">Every cage is the same job. So you write that job </w:t>
       </w:r>
       <w:r>
         <w:rPr>
@@ -91,16 +91,16 @@
         <w:t>once</w:t>
       </w:r>
       <w:r>
-        <w:t xml:space="preserve"> as a </w:t>
+        <w:t xml:space="preserve">, then </w:t>
       </w:r>
       <w:r>
         <w:rPr>
           <w:b/>
         </w:rPr>
-        <w:t>helper</w:t>
-      </w:r>
-      <w:r>
-        <w:t>, then call it for every animal.</w:t>
+        <w:t>call</w:t>
+      </w:r>
+      <w:r>
+        <w:t xml:space="preserve"> it for every animal.</w:t>
       </w:r>
     </w:p>
     <w:p>
@@ -109,7 +109,7 @@
         <w:keepLines/>
       </w:pPr>
       <w:r>
-        <w:t>These are the blocks you use this week:</w:t>
+        <w:t>These are the tools you use this week:</w:t>
       </w:r>
     </w:p>
     <w:p>
@@ -125,13 +125,18 @@
           <w:rFonts w:ascii="Consolas" w:hAnsi="Consolas" w:cs="Consolas"/>
           <w:sz w:val="21"/>
         </w:rPr>
-        <w:t>corner1 = pos(0, 0, 0)</w:t>
+        <w:t>corner1 = pos(1, 0, 1)</w:t>
         <w:br/>
-        <w:t>corner2 = pos(18, 0, 12)</w:t>
+        <w:t>corner2 = pos(10, 0, 10)</w:t>
         <w:br/>
-        <w:t>blocks.fill(OAK_FENCE, corner1, corner2, FillOperation.OUTLINE)</w:t>
+        <w:t>blocks.fill(OAK_FENCE, corner1, corner2, FillOperation.REPLACE)</w:t>
         <w:br/>
-        <w:t>mobs.spawn(CHICKEN, pos(3, 1, 3))</w:t>
+        <w:t>mobs.spawn(CHICKEN, pos(6, 0, 6))</w:t>
+        <w:br/>
+        <w:br/>
+        <w:t>for i in range(10):</w:t>
+        <w:br/>
+        <w:t xml:space="preserve">    mobs.spawn(CHICKEN, pos(6, 0, 6))</w:t>
       </w:r>
     </w:p>
     <w:p>
@@ -206,14 +211,14 @@
           <w:sz w:val="21"/>
           <w:shd w:val="clear" w:fill="EEEEEE"/>
         </w:rPr>
-        <w:t>FillOperation.OUTLINE</w:t>
+        <w:t>FillOperation.REPLACE</w:t>
       </w:r>
       <w:r>
         <w:rPr>
           <w:i/>
           <w:color w:val="444444"/>
         </w:rPr>
-        <w:t xml:space="preserve"> builds only the </w:t>
+        <w:t xml:space="preserve"> fills the </w:t>
       </w:r>
       <w:r>
         <w:rPr>
@@ -221,14 +226,14 @@
           <w:i/>
           <w:color w:val="444444"/>
         </w:rPr>
-        <w:t>edge</w:t>
+        <w:t>whole solid</w:t>
       </w:r>
       <w:r>
         <w:rPr>
           <w:i/>
           <w:color w:val="444444"/>
         </w:rPr>
-        <w:t xml:space="preserve"> of the box — the fence ring.</w:t>
+        <w:t xml:space="preserve"> box.</w:t>
       </w:r>
     </w:p>
     <w:p>
@@ -246,14 +251,31 @@
           <w:sz w:val="21"/>
           <w:shd w:val="clear" w:fill="EEEEEE"/>
         </w:rPr>
-        <w:t>mobs.spawn(animal, pos(x, y, z))</w:t>
+        <w:t>AIR</w:t>
       </w:r>
       <w:r>
         <w:rPr>
           <w:i/>
           <w:color w:val="444444"/>
         </w:rPr>
-        <w:t xml:space="preserve"> puts </w:t>
+        <w:t xml:space="preserve"> is a block like any other — filling with </w:t>
+      </w:r>
+      <w:r>
+        <w:rPr>
+          <w:rFonts w:ascii="Consolas" w:hAnsi="Consolas" w:cs="Consolas"/>
+          <w:i/>
+          <w:color w:val="444444"/>
+          <w:sz w:val="21"/>
+          <w:shd w:val="clear" w:fill="EEEEEE"/>
+        </w:rPr>
+        <w:t>AIR</w:t>
+      </w:r>
+      <w:r>
+        <w:rPr>
+          <w:i/>
+          <w:color w:val="444444"/>
+        </w:rPr>
+        <w:t xml:space="preserve"> </w:t>
       </w:r>
       <w:r>
         <w:rPr>
@@ -261,29 +283,14 @@
           <w:i/>
           <w:color w:val="444444"/>
         </w:rPr>
-        <w:t>one</w:t>
+        <w:t>deletes</w:t>
       </w:r>
       <w:r>
         <w:rPr>
           <w:i/>
           <w:color w:val="444444"/>
         </w:rPr>
-        <w:t xml:space="preserve"> animal in </w:t>
-      </w:r>
-      <w:r>
-        <w:rPr>
-          <w:b/>
-          <w:i/>
-          <w:color w:val="444444"/>
-        </w:rPr>
-        <w:t>one</w:t>
-      </w:r>
-      <w:r>
-        <w:rPr>
-          <w:i/>
-          <w:color w:val="444444"/>
-        </w:rPr>
-        <w:t xml:space="preserve"> spot.</w:t>
+        <w:t xml:space="preserve"> what was there.</w:t>
       </w:r>
     </w:p>
     <w:p>
@@ -301,6 +308,101 @@
           <w:sz w:val="21"/>
           <w:shd w:val="clear" w:fill="EEEEEE"/>
         </w:rPr>
+        <w:t>mobs.spawn(animal, pos(x, y, z))</w:t>
+      </w:r>
+      <w:r>
+        <w:rPr>
+          <w:i/>
+          <w:color w:val="444444"/>
+        </w:rPr>
+        <w:t xml:space="preserve"> puts </w:t>
+      </w:r>
+      <w:r>
+        <w:rPr>
+          <w:b/>
+          <w:i/>
+          <w:color w:val="444444"/>
+        </w:rPr>
+        <w:t>one</w:t>
+      </w:r>
+      <w:r>
+        <w:rPr>
+          <w:i/>
+          <w:color w:val="444444"/>
+        </w:rPr>
+        <w:t xml:space="preserve"> animal in </w:t>
+      </w:r>
+      <w:r>
+        <w:rPr>
+          <w:b/>
+          <w:i/>
+          <w:color w:val="444444"/>
+        </w:rPr>
+        <w:t>one</w:t>
+      </w:r>
+      <w:r>
+        <w:rPr>
+          <w:i/>
+          <w:color w:val="444444"/>
+        </w:rPr>
+        <w:t xml:space="preserve"> spot.</w:t>
+      </w:r>
+    </w:p>
+    <w:p>
+      <w:pPr>
+        <w:keepNext/>
+        <w:keepLines/>
+        <w:spacing w:after="60"/>
+        <w:ind w:left="504"/>
+      </w:pPr>
+      <w:r>
+        <w:rPr>
+          <w:rFonts w:ascii="Consolas" w:hAnsi="Consolas" w:cs="Consolas"/>
+          <w:i/>
+          <w:color w:val="444444"/>
+          <w:sz w:val="21"/>
+          <w:shd w:val="clear" w:fill="EEEEEE"/>
+        </w:rPr>
+        <w:t>for i in range(10):</w:t>
+      </w:r>
+      <w:r>
+        <w:rPr>
+          <w:i/>
+          <w:color w:val="444444"/>
+        </w:rPr>
+        <w:t xml:space="preserve"> runs the line under it </w:t>
+      </w:r>
+      <w:r>
+        <w:rPr>
+          <w:b/>
+          <w:i/>
+          <w:color w:val="444444"/>
+        </w:rPr>
+        <w:t>10 times</w:t>
+      </w:r>
+      <w:r>
+        <w:rPr>
+          <w:i/>
+          <w:color w:val="444444"/>
+        </w:rPr>
+        <w:t>.</w:t>
+      </w:r>
+    </w:p>
+    <w:p>
+      <w:pPr>
+        <w:keepNext/>
+        <w:keepLines/>
+        <w:spacing w:after="60"/>
+        <w:ind w:left="504"/>
+      </w:pPr>
+      <w:r>
+        <w:rPr>
+          <w:rFonts w:ascii="Consolas" w:hAnsi="Consolas" w:cs="Consolas"/>
+          <w:i/>
+          <w:color w:val="444444"/>
+          <w:sz w:val="21"/>
+          <w:shd w:val="clear" w:fill="EEEEEE"/>
+        </w:rPr>
         <w:t>OAK_FENCE</w:t>
       </w:r>
       <w:r>
@@ -349,6 +451,21 @@
       <w:pPr>
         <w:keepNext/>
         <w:keepLines/>
+      </w:pPr>
+      <w:r>
+        <w:t xml:space="preserve">These are the tools. </w:t>
+      </w:r>
+      <w:r>
+        <w:rPr>
+          <w:b/>
+        </w:rPr>
+        <w:t>Turning the numbers into parameters is your job.</w:t>
+      </w:r>
+    </w:p>
+    <w:p>
+      <w:pPr>
+        <w:keepNext/>
+        <w:keepLines/>
         <w:pageBreakBefore/>
         <w:spacing w:before="40" w:after="120"/>
       </w:pPr>
@@ -358,7 +475,7 @@
           <w:color w:val="1A4D2E"/>
           <w:sz w:val="30"/>
         </w:rPr>
-        <w:t>1 · How to Use a Helper Function 🧰</w:t>
+        <w:t>1 · Solid, Then Carve 🧱</w:t>
       </w:r>
     </w:p>
     <w:p>
@@ -367,114 +484,16 @@
         <w:keepLines/>
       </w:pPr>
       <w:r>
-        <w:t xml:space="preserve">A </w:t>
+        <w:t xml:space="preserve">There is no "hollow box" block. So you build a box in </w:t>
       </w:r>
       <w:r>
         <w:rPr>
           <w:b/>
         </w:rPr>
-        <w:t>helper function</w:t>
-      </w:r>
-      <w:r>
-        <w:t xml:space="preserve"> does one job. Other functions </w:t>
-      </w:r>
-      <w:r>
-        <w:rPr>
-          <w:b/>
-        </w:rPr>
-        <w:t>call</w:t>
-      </w:r>
-      <w:r>
-        <w:t xml:space="preserve"> it instead of writing that job again.</w:t>
-      </w:r>
-    </w:p>
-    <w:p>
-      <w:pPr>
-        <w:keepNext/>
-        <w:keepLines/>
-      </w:pPr>
-      <w:r>
-        <w:t>Four steps, every time:</w:t>
-      </w:r>
-    </w:p>
-    <w:p>
-      <w:pPr>
-        <w:keepNext/>
-        <w:keepLines/>
-      </w:pPr>
-      <w:r>
-        <w:rPr>
-          <w:b/>
-        </w:rPr>
-        <w:t>Step 1 — Find the job that repeats.</w:t>
-      </w:r>
-      <w:r>
-        <w:t xml:space="preserve"> Six cages. Same job, six times.</w:t>
-      </w:r>
-    </w:p>
-    <w:p>
-      <w:pPr>
-        <w:keepNext/>
-        <w:keepLines/>
-      </w:pPr>
-      <w:r>
-        <w:rPr>
-          <w:b/>
-        </w:rPr>
-        <w:t>Step 2 — Write the job once.</w:t>
-      </w:r>
-      <w:r>
-        <w:t xml:space="preserve"> Give it a name that says the job: </w:t>
-      </w:r>
-      <w:r>
-        <w:rPr>
-          <w:rFonts w:ascii="Consolas" w:hAnsi="Consolas" w:cs="Consolas"/>
-          <w:sz w:val="21"/>
-          <w:shd w:val="clear" w:fill="EEEEEE"/>
-        </w:rPr>
-        <w:t>build_cage</w:t>
-      </w:r>
-      <w:r>
-        <w:t>.</w:t>
-      </w:r>
-    </w:p>
-    <w:p>
-      <w:pPr>
-        <w:keepNext/>
-        <w:keepLines/>
-      </w:pPr>
-      <w:r>
-        <w:rPr>
-          <w:b/>
-        </w:rPr>
-        <w:t>Step 3 — Put the changing parts in the brackets.</w:t>
-      </w:r>
-      <w:r>
-        <w:t xml:space="preserve"> The animal changes. The spot changes. Those become </w:t>
-      </w:r>
-      <w:r>
-        <w:rPr>
-          <w:b/>
-        </w:rPr>
-        <w:t>parameters</w:t>
-      </w:r>
-      <w:r>
-        <w:t>.</w:t>
-      </w:r>
-    </w:p>
-    <w:p>
-      <w:pPr>
-        <w:keepNext/>
-        <w:keepLines/>
-      </w:pPr>
-      <w:r>
-        <w:rPr>
-          <w:b/>
-        </w:rPr>
-        <w:t>Step 4 — Call it.</w:t>
-      </w:r>
-      <w:r>
-        <w:t xml:space="preserve"> Once per animal, with different arguments.</w:t>
+        <w:t>two moves</w:t>
+      </w:r>
+      <w:r>
+        <w:t>:</w:t>
       </w:r>
     </w:p>
     <w:p>
@@ -490,15 +509,376 @@
           <w:rFonts w:ascii="Consolas" w:hAnsi="Consolas" w:cs="Consolas"/>
           <w:sz w:val="21"/>
         </w:rPr>
-        <w:t xml:space="preserve">   build_zoo()</w:t>
+        <w:t xml:space="preserve">   move 1 — fill it solid          move 2 — carve the middle out</w:t>
         <w:br/>
-        <w:t xml:space="preserve">        │</w:t>
+        <w:t xml:space="preserve">      1  2  3  4  5  6                1  2  3  4  5  6</w:t>
         <w:br/>
-        <w:t xml:space="preserve">        ├─▶ build_cage(CHICKEN, 2, 2)    ← same helper</w:t>
+        <w:t xml:space="preserve">   6  ## ## ## ## ## ##            6  ## ## ## ## ## ##</w:t>
         <w:br/>
-        <w:t xml:space="preserve">        ├─▶ build_cage(COW, 6, 2)        ← same helper</w:t>
+        <w:t xml:space="preserve">   5  ## ## ## ## ## ##            5  ## .  .  .  .  ##</w:t>
         <w:br/>
-        <w:t xml:space="preserve">        └─▶ build_cage(PIG, 10, 2)       ← same helper</w:t>
+        <w:t xml:space="preserve">   4  ## ## ## ## ## ##     --&gt;    4  ## .  .  .  .  ##</w:t>
+        <w:br/>
+        <w:t xml:space="preserve">   3  ## ## ## ## ## ##            3  ## .  .  .  .  ##</w:t>
+        <w:br/>
+        <w:t xml:space="preserve">   2  ## ## ## ## ## ##            2  ## .  .  .  .  ##</w:t>
+        <w:br/>
+        <w:t xml:space="preserve">   1  ## ## ## ## ## ##            1  ## ## ## ## ## ##</w:t>
+        <w:br/>
+        <w:br/>
+        <w:t xml:space="preserve">      fill OAK_FENCE                  fill AIR, one block in</w:t>
+        <w:br/>
+        <w:t xml:space="preserve">      (1, 1) to (6, 6)                (2, 2) to (5, 5)</w:t>
+      </w:r>
+    </w:p>
+    <w:p>
+      <w:pPr>
+        <w:keepNext/>
+        <w:keepLines/>
+      </w:pPr>
+      <w:r>
+        <w:rPr>
+          <w:b/>
+        </w:rPr>
+        <w:t>Move 2 is one block inside move 1 on every side.</w:t>
+      </w:r>
+      <w:r>
+        <w:t xml:space="preserve"> The edge it leaves behind is your fence.</w:t>
+      </w:r>
+    </w:p>
+    <w:p>
+      <w:pPr>
+        <w:keepNext/>
+        <w:keepLines/>
+        <w:pageBreakBefore/>
+        <w:spacing w:before="40" w:after="120"/>
+      </w:pPr>
+      <w:r>
+        <w:rPr>
+          <w:b/>
+          <w:color w:val="1A4D2E"/>
+          <w:sz w:val="30"/>
+        </w:rPr>
+        <w:t>2 · Functions 🧩</w:t>
+      </w:r>
+    </w:p>
+    <w:p>
+      <w:pPr>
+        <w:keepNext/>
+        <w:keepLines/>
+        <w:pageBreakBefore/>
+        <w:spacing w:before="40" w:after="120"/>
+      </w:pPr>
+      <w:r>
+        <w:rPr>
+          <w:b/>
+          <w:color w:val="1A4D2E"/>
+          <w:sz w:val="25"/>
+        </w:rPr>
+        <w:t>What a helper function is</w:t>
+      </w:r>
+    </w:p>
+    <w:p>
+      <w:pPr>
+        <w:keepNext/>
+        <w:keepLines/>
+      </w:pPr>
+      <w:r>
+        <w:t xml:space="preserve">|  | </w:t>
+      </w:r>
+      <w:r>
+        <w:rPr>
+          <w:b/>
+        </w:rPr>
+        <w:t>Regular function</w:t>
+      </w:r>
+      <w:r>
+        <w:t xml:space="preserve"> | </w:t>
+      </w:r>
+      <w:r>
+        <w:rPr>
+          <w:b/>
+        </w:rPr>
+        <w:t>Helper function</w:t>
+      </w:r>
+      <w:r>
+        <w:t xml:space="preserve"> |</w:t>
+      </w:r>
+    </w:p>
+    <w:p>
+      <w:pPr>
+        <w:keepNext/>
+        <w:keepLines/>
+      </w:pPr>
+      <w:r>
+        <w:t>|---|---|---|</w:t>
+      </w:r>
+    </w:p>
+    <w:p>
+      <w:pPr>
+        <w:keepNext/>
+        <w:keepLines/>
+      </w:pPr>
+      <w:r>
+        <w:t xml:space="preserve">| Who calls it? | </w:t>
+      </w:r>
+      <w:r>
+        <w:rPr>
+          <w:b/>
+        </w:rPr>
+        <w:t>You</w:t>
+      </w:r>
+      <w:r>
+        <w:t xml:space="preserve"> do. You type it and run it. | </w:t>
+      </w:r>
+      <w:r>
+        <w:rPr>
+          <w:b/>
+        </w:rPr>
+        <w:t>Another function</w:t>
+      </w:r>
+      <w:r>
+        <w:t xml:space="preserve"> does. |</w:t>
+      </w:r>
+    </w:p>
+    <w:p>
+      <w:pPr>
+        <w:keepNext/>
+        <w:keepLines/>
+      </w:pPr>
+      <w:r>
+        <w:t xml:space="preserve">| How big is the job? | The whole thing. | </w:t>
+      </w:r>
+      <w:r>
+        <w:rPr>
+          <w:b/>
+        </w:rPr>
+        <w:t>One</w:t>
+      </w:r>
+      <w:r>
+        <w:t xml:space="preserve"> small job. |</w:t>
+      </w:r>
+    </w:p>
+    <w:p>
+      <w:pPr>
+        <w:keepNext/>
+        <w:keepLines/>
+      </w:pPr>
+      <w:r>
+        <w:t xml:space="preserve">| In your zoo | </w:t>
+      </w:r>
+      <w:r>
+        <w:rPr>
+          <w:rFonts w:ascii="Consolas" w:hAnsi="Consolas" w:cs="Consolas"/>
+          <w:sz w:val="21"/>
+          <w:shd w:val="clear" w:fill="EEEEEE"/>
+        </w:rPr>
+        <w:t>build_zoo</w:t>
+      </w:r>
+      <w:r>
+        <w:t xml:space="preserve"> | </w:t>
+      </w:r>
+      <w:r>
+        <w:rPr>
+          <w:rFonts w:ascii="Consolas" w:hAnsi="Consolas" w:cs="Consolas"/>
+          <w:sz w:val="21"/>
+          <w:shd w:val="clear" w:fill="EEEEEE"/>
+        </w:rPr>
+        <w:t>fence</w:t>
+      </w:r>
+      <w:r>
+        <w:t xml:space="preserve"> · </w:t>
+      </w:r>
+      <w:r>
+        <w:rPr>
+          <w:rFonts w:ascii="Consolas" w:hAnsi="Consolas" w:cs="Consolas"/>
+          <w:sz w:val="21"/>
+          <w:shd w:val="clear" w:fill="EEEEEE"/>
+        </w:rPr>
+        <w:t>feed_area</w:t>
+      </w:r>
+      <w:r>
+        <w:t xml:space="preserve"> |</w:t>
+      </w:r>
+    </w:p>
+    <w:p>
+      <w:pPr>
+        <w:keepNext/>
+        <w:keepLines/>
+      </w:pPr>
+      <w:r>
+        <w:t xml:space="preserve">| Written differently? | No — same </w:t>
+      </w:r>
+      <w:r>
+        <w:rPr>
+          <w:rFonts w:ascii="Consolas" w:hAnsi="Consolas" w:cs="Consolas"/>
+          <w:sz w:val="21"/>
+          <w:shd w:val="clear" w:fill="EEEEEE"/>
+        </w:rPr>
+        <w:t>def</w:t>
+      </w:r>
+      <w:r>
+        <w:t xml:space="preserve">. | No — same </w:t>
+      </w:r>
+      <w:r>
+        <w:rPr>
+          <w:rFonts w:ascii="Consolas" w:hAnsi="Consolas" w:cs="Consolas"/>
+          <w:sz w:val="21"/>
+          <w:shd w:val="clear" w:fill="EEEEEE"/>
+        </w:rPr>
+        <w:t>def</w:t>
+      </w:r>
+      <w:r>
+        <w:t>. |</w:t>
+      </w:r>
+    </w:p>
+    <w:p>
+      <w:pPr>
+        <w:keepNext/>
+        <w:keepLines/>
+        <w:spacing w:after="60"/>
+        <w:ind w:left="504"/>
+      </w:pPr>
+      <w:r>
+        <w:rPr>
+          <w:i/>
+          <w:color w:val="444444"/>
+        </w:rPr>
+        <w:t xml:space="preserve">⚠️ There is </w:t>
+      </w:r>
+      <w:r>
+        <w:rPr>
+          <w:b/>
+          <w:i/>
+          <w:color w:val="444444"/>
+        </w:rPr>
+        <w:t>no special keyword</w:t>
+      </w:r>
+      <w:r>
+        <w:rPr>
+          <w:i/>
+          <w:color w:val="444444"/>
+        </w:rPr>
+        <w:t xml:space="preserve"> for a helper. A helper is just a function that </w:t>
+      </w:r>
+      <w:r>
+        <w:rPr>
+          <w:b/>
+          <w:i/>
+          <w:color w:val="444444"/>
+        </w:rPr>
+        <w:t>other functions use</w:t>
+      </w:r>
+      <w:r>
+        <w:rPr>
+          <w:i/>
+          <w:color w:val="444444"/>
+        </w:rPr>
+        <w:t xml:space="preserve">. The word describes its </w:t>
+      </w:r>
+      <w:r>
+        <w:rPr>
+          <w:b/>
+          <w:i/>
+          <w:color w:val="444444"/>
+        </w:rPr>
+        <w:t>job</w:t>
+      </w:r>
+      <w:r>
+        <w:rPr>
+          <w:i/>
+          <w:color w:val="444444"/>
+        </w:rPr>
+        <w:t>, not its code.</w:t>
+      </w:r>
+    </w:p>
+    <w:p>
+      <w:pPr>
+        <w:keepNext/>
+        <w:keepLines/>
+      </w:pPr>
+      <w:r>
+        <w:rPr>
+          <w:b/>
+        </w:rPr>
+        <w:t>How to tell them apart:</w:t>
+      </w:r>
+      <w:r>
+        <w:t xml:space="preserve"> look at who calls it. If you type it yourself, it's the regular one. If only other functions type it, it's a helper.</w:t>
+      </w:r>
+    </w:p>
+    <w:p>
+      <w:pPr>
+        <w:keepNext/>
+        <w:keepLines/>
+        <w:pageBreakBefore/>
+        <w:spacing w:before="40" w:after="120"/>
+      </w:pPr>
+      <w:r>
+        <w:rPr>
+          <w:b/>
+          <w:color w:val="1A4D2E"/>
+          <w:sz w:val="25"/>
+        </w:rPr>
+        <w:t>Functions inside functions 🪆</w:t>
+      </w:r>
+    </w:p>
+    <w:p>
+      <w:pPr>
+        <w:keepNext/>
+        <w:keepLines/>
+      </w:pPr>
+      <w:r>
+        <w:t xml:space="preserve">A function can </w:t>
+      </w:r>
+      <w:r>
+        <w:rPr>
+          <w:b/>
+        </w:rPr>
+        <w:t>call</w:t>
+      </w:r>
+      <w:r>
+        <w:t xml:space="preserve"> another function. When it does, it </w:t>
+      </w:r>
+      <w:r>
+        <w:rPr>
+          <w:b/>
+        </w:rPr>
+        <w:t>stops and waits</w:t>
+      </w:r>
+      <w:r>
+        <w:t xml:space="preserve"> — the second function runs all the way to the end, then the first one carries on from where it stopped.</w:t>
+      </w:r>
+    </w:p>
+    <w:p>
+      <w:pPr>
+        <w:keepNext/>
+        <w:keepLines/>
+      </w:pPr>
+      <w:r>
+        <w:t xml:space="preserve">Follow the arrows. </w:t>
+      </w:r>
+      <w:r>
+        <w:rPr>
+          <w:rFonts w:ascii="Consolas" w:hAnsi="Consolas" w:cs="Consolas"/>
+          <w:sz w:val="21"/>
+          <w:shd w:val="clear" w:fill="EEEEEE"/>
+        </w:rPr>
+        <w:t>--&gt;</w:t>
+      </w:r>
+      <w:r>
+        <w:t xml:space="preserve"> means *go into*. </w:t>
+      </w:r>
+      <w:r>
+        <w:rPr>
+          <w:rFonts w:ascii="Consolas" w:hAnsi="Consolas" w:cs="Consolas"/>
+          <w:sz w:val="21"/>
+          <w:shd w:val="clear" w:fill="EEEEEE"/>
+        </w:rPr>
+        <w:t>&lt;--</w:t>
+      </w:r>
+      <w:r>
+        <w:t xml:space="preserve"> means *finished, come back*.</w:t>
       </w:r>
     </w:p>
     <w:p>
@@ -514,20 +894,39 @@
           <w:rFonts w:ascii="Consolas" w:hAnsi="Consolas" w:cs="Consolas"/>
           <w:sz w:val="21"/>
         </w:rPr>
-        <w:t>def build_cage(animal, x, z):</w:t>
+        <w:t xml:space="preserve">   YOU TYPE:  build_zoo()</w:t>
         <w:br/>
-        <w:t xml:space="preserve">    corner1 = pos(x, 0, z)</w:t>
+        <w:t xml:space="preserve">        |</w:t>
         <w:br/>
-        <w:t xml:space="preserve">    corner2 = pos(x + 2, 0, z + 2)</w:t>
+        <w:t xml:space="preserve">        |  line 1 --&gt; build_cage(CHICKEN, 1, 1, 10, 10)</w:t>
         <w:br/>
-        <w:t xml:space="preserve">    blocks.fill(OAK_FENCE, corner1, corner2, FillOperation.OUTLINE)</w:t>
+        <w:t xml:space="preserve">        |                  |</w:t>
         <w:br/>
-        <w:t xml:space="preserve">    mobs.spawn(animal, pos(x + 1, 1, z + 1))</w:t>
+        <w:t xml:space="preserve">        |                  |-- fill the fence box</w:t>
         <w:br/>
+        <w:t xml:space="preserve">        |                  |-- carve the middle out</w:t>
         <w:br/>
-        <w:t>build_cage(CHICKEN, 2, 2)</w:t>
+        <w:t xml:space="preserve">        |                  |-- spawn the chicken</w:t>
         <w:br/>
-        <w:t>build_cage(COW, 6, 2)</w:t>
+        <w:t xml:space="preserve">        |             &lt;-- finished. back to build_zoo.</w:t>
+        <w:br/>
+        <w:t xml:space="preserve">        |</w:t>
+        <w:br/>
+        <w:t xml:space="preserve">        |  line 2 --&gt; build_cage(COW, 13, 1, 22, 10)</w:t>
+        <w:br/>
+        <w:t xml:space="preserve">        |                  |-- same three jobs, new numbers</w:t>
+        <w:br/>
+        <w:t xml:space="preserve">        |             &lt;-- finished. back to build_zoo.</w:t>
+        <w:br/>
+        <w:t xml:space="preserve">        |</w:t>
+        <w:br/>
+        <w:t xml:space="preserve">        |  line 3 --&gt; build_cage(PIG, 25, 1, 34, 10)</w:t>
+        <w:br/>
+        <w:t xml:space="preserve">        |             &lt;-- finished. back to build_zoo.</w:t>
+        <w:br/>
+        <w:t xml:space="preserve">        |</w:t>
+        <w:br/>
+        <w:t xml:space="preserve">        v  (three more, then build_zoo is done)</w:t>
       </w:r>
     </w:p>
     <w:p>
@@ -539,7 +938,7 @@
         <w:rPr>
           <w:b/>
         </w:rPr>
-        <w:t>Which line of `build_cage` builds the fence? Circle one:</w:t>
+        <w:t>The rule: nothing is skipped.</w:t>
       </w:r>
       <w:r>
         <w:t xml:space="preserve"> </w:t>
@@ -550,29 +949,10 @@
           <w:sz w:val="21"/>
           <w:shd w:val="clear" w:fill="EEEEEE"/>
         </w:rPr>
-        <w:t>blocks.fill</w:t>
-      </w:r>
-      <w:r>
-        <w:t xml:space="preserve"> · </w:t>
-      </w:r>
-      <w:r>
-        <w:rPr>
-          <w:rFonts w:ascii="Consolas" w:hAnsi="Consolas" w:cs="Consolas"/>
-          <w:sz w:val="21"/>
-          <w:shd w:val="clear" w:fill="EEEEEE"/>
-        </w:rPr>
-        <w:t>mobs.spawn</w:t>
-      </w:r>
-      <w:r>
-        <w:t xml:space="preserve"> · </w:t>
-      </w:r>
-      <w:r>
-        <w:rPr>
-          <w:rFonts w:ascii="Consolas" w:hAnsi="Consolas" w:cs="Consolas"/>
-          <w:sz w:val="21"/>
-          <w:shd w:val="clear" w:fill="EEEEEE"/>
-        </w:rPr>
-        <w:t>corner1</w:t>
+        <w:t>build_zoo</w:t>
+      </w:r>
+      <w:r>
+        <w:t xml:space="preserve"> cannot get to its next line until the function it called has completely finished.</w:t>
       </w:r>
     </w:p>
     <w:p>
@@ -584,10 +964,7 @@
         <w:rPr>
           <w:b/>
         </w:rPr>
-        <w:t>How many times is `build_cage` written? Circle one:</w:t>
-      </w:r>
-      <w:r>
-        <w:t xml:space="preserve"> once · twice · six times</w:t>
+        <w:t>Work it out step by step:</w:t>
       </w:r>
     </w:p>
     <w:p>
@@ -599,10 +976,209 @@
         <w:rPr>
           <w:b/>
         </w:rPr>
-        <w:t>How many cages do those two calls build? Circle one:</w:t>
-      </w:r>
-      <w:r>
-        <w:t xml:space="preserve"> 1 · 2 · 6</w:t>
+        <w:t>Step 1.</w:t>
+      </w:r>
+      <w:r>
+        <w:t xml:space="preserve"> You type </w:t>
+      </w:r>
+      <w:r>
+        <w:rPr>
+          <w:rFonts w:ascii="Consolas" w:hAnsi="Consolas" w:cs="Consolas"/>
+          <w:sz w:val="21"/>
+          <w:shd w:val="clear" w:fill="EEEEEE"/>
+        </w:rPr>
+        <w:t>build_zoo()</w:t>
+      </w:r>
+      <w:r>
+        <w:t>. Only that. One line.</w:t>
+      </w:r>
+    </w:p>
+    <w:p>
+      <w:pPr>
+        <w:keepNext/>
+        <w:keepLines/>
+      </w:pPr>
+      <w:r>
+        <w:rPr>
+          <w:b/>
+        </w:rPr>
+        <w:t>Step 2.</w:t>
+      </w:r>
+      <w:r>
+        <w:t xml:space="preserve"> </w:t>
+      </w:r>
+      <w:r>
+        <w:rPr>
+          <w:rFonts w:ascii="Consolas" w:hAnsi="Consolas" w:cs="Consolas"/>
+          <w:sz w:val="21"/>
+          <w:shd w:val="clear" w:fill="EEEEEE"/>
+        </w:rPr>
+        <w:t>build_zoo</w:t>
+      </w:r>
+      <w:r>
+        <w:t xml:space="preserve"> runs its </w:t>
+      </w:r>
+      <w:r>
+        <w:rPr>
+          <w:b/>
+        </w:rPr>
+        <w:t>first</w:t>
+      </w:r>
+      <w:r>
+        <w:t xml:space="preserve"> line. That line calls </w:t>
+      </w:r>
+      <w:r>
+        <w:rPr>
+          <w:rFonts w:ascii="Consolas" w:hAnsi="Consolas" w:cs="Consolas"/>
+          <w:sz w:val="21"/>
+          <w:shd w:val="clear" w:fill="EEEEEE"/>
+        </w:rPr>
+        <w:t>build_cage</w:t>
+      </w:r>
+      <w:r>
+        <w:t>.</w:t>
+      </w:r>
+    </w:p>
+    <w:p>
+      <w:pPr>
+        <w:keepNext/>
+        <w:keepLines/>
+      </w:pPr>
+      <w:r>
+        <w:rPr>
+          <w:b/>
+        </w:rPr>
+        <w:t>Step 3.</w:t>
+      </w:r>
+      <w:r>
+        <w:t xml:space="preserve"> </w:t>
+      </w:r>
+      <w:r>
+        <w:rPr>
+          <w:rFonts w:ascii="Consolas" w:hAnsi="Consolas" w:cs="Consolas"/>
+          <w:sz w:val="21"/>
+          <w:shd w:val="clear" w:fill="EEEEEE"/>
+        </w:rPr>
+        <w:t>build_zoo</w:t>
+      </w:r>
+      <w:r>
+        <w:t xml:space="preserve"> </w:t>
+      </w:r>
+      <w:r>
+        <w:rPr>
+          <w:b/>
+        </w:rPr>
+        <w:t>stops and waits</w:t>
+      </w:r>
+      <w:r>
+        <w:t xml:space="preserve">. </w:t>
+      </w:r>
+      <w:r>
+        <w:rPr>
+          <w:rFonts w:ascii="Consolas" w:hAnsi="Consolas" w:cs="Consolas"/>
+          <w:sz w:val="21"/>
+          <w:shd w:val="clear" w:fill="EEEEEE"/>
+        </w:rPr>
+        <w:t>build_cage</w:t>
+      </w:r>
+      <w:r>
+        <w:t xml:space="preserve"> is running now.</w:t>
+      </w:r>
+    </w:p>
+    <w:p>
+      <w:pPr>
+        <w:keepNext/>
+        <w:keepLines/>
+      </w:pPr>
+      <w:r>
+        <w:rPr>
+          <w:b/>
+        </w:rPr>
+        <w:t>Step 4.</w:t>
+      </w:r>
+      <w:r>
+        <w:t xml:space="preserve"> </w:t>
+      </w:r>
+      <w:r>
+        <w:rPr>
+          <w:rFonts w:ascii="Consolas" w:hAnsi="Consolas" w:cs="Consolas"/>
+          <w:sz w:val="21"/>
+          <w:shd w:val="clear" w:fill="EEEEEE"/>
+        </w:rPr>
+        <w:t>build_cage</w:t>
+      </w:r>
+      <w:r>
+        <w:t xml:space="preserve"> does its three jobs — fence, carve, animal. Then it ends.</w:t>
+      </w:r>
+    </w:p>
+    <w:p>
+      <w:pPr>
+        <w:keepNext/>
+        <w:keepLines/>
+      </w:pPr>
+      <w:r>
+        <w:rPr>
+          <w:b/>
+        </w:rPr>
+        <w:t>Step 5.</w:t>
+      </w:r>
+      <w:r>
+        <w:t xml:space="preserve"> </w:t>
+      </w:r>
+      <w:r>
+        <w:rPr>
+          <w:rFonts w:ascii="Consolas" w:hAnsi="Consolas" w:cs="Consolas"/>
+          <w:sz w:val="21"/>
+          <w:shd w:val="clear" w:fill="EEEEEE"/>
+        </w:rPr>
+        <w:t>build_zoo</w:t>
+      </w:r>
+      <w:r>
+        <w:t xml:space="preserve"> </w:t>
+      </w:r>
+      <w:r>
+        <w:rPr>
+          <w:b/>
+        </w:rPr>
+        <w:t>wakes up</w:t>
+      </w:r>
+      <w:r>
+        <w:t xml:space="preserve"> and runs its </w:t>
+      </w:r>
+      <w:r>
+        <w:rPr>
+          <w:b/>
+        </w:rPr>
+        <w:t>second</w:t>
+      </w:r>
+      <w:r>
+        <w:t xml:space="preserve"> line. Another </w:t>
+      </w:r>
+      <w:r>
+        <w:rPr>
+          <w:rFonts w:ascii="Consolas" w:hAnsi="Consolas" w:cs="Consolas"/>
+          <w:sz w:val="21"/>
+          <w:shd w:val="clear" w:fill="EEEEEE"/>
+        </w:rPr>
+        <w:t>build_cage</w:t>
+      </w:r>
+      <w:r>
+        <w:t>.</w:t>
+      </w:r>
+    </w:p>
+    <w:p>
+      <w:pPr>
+        <w:keepNext/>
+        <w:keepLines/>
+      </w:pPr>
+      <w:r>
+        <w:rPr>
+          <w:b/>
+        </w:rPr>
+        <w:t>Step 6.</w:t>
+      </w:r>
+      <w:r>
+        <w:t xml:space="preserve"> Repeat until all six are done.</w:t>
       </w:r>
     </w:p>
     <w:p>
@@ -616,9 +1192,9 @@
         <w:rPr>
           <w:b/>
           <w:color w:val="1A4D2E"/>
-          <w:sz w:val="30"/>
+          <w:sz w:val="25"/>
         </w:rPr>
-        <w:t>2 · Predict 🔮</w:t>
+        <w:t>How to write a helper 🧰</w:t>
       </w:r>
     </w:p>
     <w:p>
@@ -627,7 +1203,105 @@
         <w:keepLines/>
       </w:pPr>
       <w:r>
-        <w:t>Read the code. Circle your answer.</w:t>
+        <w:t>Four steps, every time:</w:t>
+      </w:r>
+    </w:p>
+    <w:p>
+      <w:pPr>
+        <w:keepNext/>
+        <w:keepLines/>
+      </w:pPr>
+      <w:r>
+        <w:rPr>
+          <w:b/>
+        </w:rPr>
+        <w:t>Step 1 — Find the job that repeats.</w:t>
+      </w:r>
+      <w:r>
+        <w:t xml:space="preserve"> Six cages. Same job, six times.</w:t>
+      </w:r>
+    </w:p>
+    <w:p>
+      <w:pPr>
+        <w:keepNext/>
+        <w:keepLines/>
+      </w:pPr>
+      <w:r>
+        <w:rPr>
+          <w:b/>
+        </w:rPr>
+        <w:t>Step 2 — Write the job once.</w:t>
+      </w:r>
+      <w:r>
+        <w:t xml:space="preserve"> Give it a name that says the job.</w:t>
+      </w:r>
+    </w:p>
+    <w:p>
+      <w:pPr>
+        <w:keepNext/>
+        <w:keepLines/>
+      </w:pPr>
+      <w:r>
+        <w:rPr>
+          <w:b/>
+        </w:rPr>
+        <w:t>Step 3 — Put the changing parts in the brackets.</w:t>
+      </w:r>
+      <w:r>
+        <w:t xml:space="preserve"> Those become </w:t>
+      </w:r>
+      <w:r>
+        <w:rPr>
+          <w:b/>
+        </w:rPr>
+        <w:t>parameters</w:t>
+      </w:r>
+      <w:r>
+        <w:t>.</w:t>
+      </w:r>
+    </w:p>
+    <w:p>
+      <w:pPr>
+        <w:keepNext/>
+        <w:keepLines/>
+      </w:pPr>
+      <w:r>
+        <w:rPr>
+          <w:b/>
+        </w:rPr>
+        <w:t>Step 4 — Call it</w:t>
+      </w:r>
+      <w:r>
+        <w:t>, with different arguments each time.</w:t>
+      </w:r>
+    </w:p>
+    <w:p>
+      <w:pPr>
+        <w:keepNext/>
+        <w:keepLines/>
+      </w:pPr>
+      <w:r>
+        <w:t xml:space="preserve">Here is the </w:t>
+      </w:r>
+      <w:r>
+        <w:rPr>
+          <w:b/>
+        </w:rPr>
+        <w:t>plan</w:t>
+      </w:r>
+      <w:r>
+        <w:t xml:space="preserve"> for </w:t>
+      </w:r>
+      <w:r>
+        <w:rPr>
+          <w:rFonts w:ascii="Consolas" w:hAnsi="Consolas" w:cs="Consolas"/>
+          <w:sz w:val="21"/>
+          <w:shd w:val="clear" w:fill="EEEEEE"/>
+        </w:rPr>
+        <w:t>build_cage</w:t>
+      </w:r>
+      <w:r>
+        <w:t>. The code is yours to write — this is only the order of the jobs:</w:t>
       </w:r>
     </w:p>
     <w:p>
@@ -643,18 +1317,29 @@
           <w:rFonts w:ascii="Consolas" w:hAnsi="Consolas" w:cs="Consolas"/>
           <w:sz w:val="21"/>
         </w:rPr>
-        <w:t>def build_cage(animal, x, z):</w:t>
+        <w:t>def build_cage(animal, x, z, x2, z2):</w:t>
         <w:br/>
-        <w:t xml:space="preserve">    corner1 = pos(x, 0, z)</w:t>
+        <w:t xml:space="preserve">    # 1. fill a solid box of fence, corner to corner</w:t>
         <w:br/>
-        <w:t xml:space="preserve">    corner2 = pos(x + 2, 0, z + 2)</w:t>
+        <w:t xml:space="preserve">    # 2. carve the middle back to AIR, one block in</w:t>
         <w:br/>
-        <w:t xml:space="preserve">    blocks.fill(OAK_FENCE, corner1, corner2, FillOperation.OUTLINE)</w:t>
-        <w:br/>
-        <w:t xml:space="preserve">    mobs.spawn(animal, pos(x + 1, 1, z + 1))</w:t>
-        <w:br/>
-        <w:br/>
-        <w:t>build_cage(SHEEP, 6, 2)</w:t>
+        <w:t xml:space="preserve">    # 3. put the animal inside</w:t>
+      </w:r>
+    </w:p>
+    <w:p>
+      <w:pPr>
+        <w:keepNext/>
+        <w:keepLines/>
+        <w:pageBreakBefore/>
+        <w:spacing w:before="40" w:after="120"/>
+      </w:pPr>
+      <w:r>
+        <w:rPr>
+          <w:b/>
+          <w:color w:val="1A4D2E"/>
+          <w:sz w:val="30"/>
+        </w:rPr>
+        <w:t>3 · Predict 🔮</w:t>
       </w:r>
     </w:p>
     <w:p>
@@ -663,88 +1348,7 @@
         <w:keepLines/>
       </w:pPr>
       <w:r>
-        <w:rPr>
-          <w:b/>
-        </w:rPr>
-        <w:t>`6` goes into the box named `x`. What goes into the box named `animal`? Circle one:</w:t>
-      </w:r>
-      <w:r>
-        <w:t xml:space="preserve"> </w:t>
-      </w:r>
-      <w:r>
-        <w:rPr>
-          <w:rFonts w:ascii="Consolas" w:hAnsi="Consolas" w:cs="Consolas"/>
-          <w:sz w:val="21"/>
-          <w:shd w:val="clear" w:fill="EEEEEE"/>
-        </w:rPr>
-        <w:t>SHEEP</w:t>
-      </w:r>
-      <w:r>
-        <w:t xml:space="preserve"> · </w:t>
-      </w:r>
-      <w:r>
-        <w:rPr>
-          <w:rFonts w:ascii="Consolas" w:hAnsi="Consolas" w:cs="Consolas"/>
-          <w:sz w:val="21"/>
-          <w:shd w:val="clear" w:fill="EEEEEE"/>
-        </w:rPr>
-        <w:t>6</w:t>
-      </w:r>
-      <w:r>
-        <w:t xml:space="preserve"> · </w:t>
-      </w:r>
-      <w:r>
-        <w:rPr>
-          <w:rFonts w:ascii="Consolas" w:hAnsi="Consolas" w:cs="Consolas"/>
-          <w:sz w:val="21"/>
-          <w:shd w:val="clear" w:fill="EEEEEE"/>
-        </w:rPr>
-        <w:t>2</w:t>
-      </w:r>
-    </w:p>
-    <w:p>
-      <w:pPr>
-        <w:keepNext/>
-        <w:keepLines/>
-      </w:pPr>
-      <w:r>
-        <w:rPr>
-          <w:b/>
-        </w:rPr>
-        <w:t>Which animal appears? Circle one:</w:t>
-      </w:r>
-      <w:r>
-        <w:t xml:space="preserve"> </w:t>
-      </w:r>
-      <w:r>
-        <w:rPr>
-          <w:rFonts w:ascii="Consolas" w:hAnsi="Consolas" w:cs="Consolas"/>
-          <w:sz w:val="21"/>
-          <w:shd w:val="clear" w:fill="EEEEEE"/>
-        </w:rPr>
-        <w:t>SHEEP</w:t>
-      </w:r>
-      <w:r>
-        <w:t xml:space="preserve"> · </w:t>
-      </w:r>
-      <w:r>
-        <w:rPr>
-          <w:rFonts w:ascii="Consolas" w:hAnsi="Consolas" w:cs="Consolas"/>
-          <w:sz w:val="21"/>
-          <w:shd w:val="clear" w:fill="EEEEEE"/>
-        </w:rPr>
-        <w:t>COW</w:t>
-      </w:r>
-      <w:r>
-        <w:t xml:space="preserve"> · </w:t>
-      </w:r>
-      <w:r>
-        <w:rPr>
-          <w:rFonts w:ascii="Consolas" w:hAnsi="Consolas" w:cs="Consolas"/>
-          <w:sz w:val="21"/>
-          <w:shd w:val="clear" w:fill="EEEEEE"/>
-        </w:rPr>
-        <w:t>CHICKEN</w:t>
+        <w:t>Read the code. Circle your answer.</w:t>
       </w:r>
     </w:p>
     <w:p>
@@ -760,9 +1364,9 @@
           <w:rFonts w:ascii="Consolas" w:hAnsi="Consolas" w:cs="Consolas"/>
           <w:sz w:val="21"/>
         </w:rPr>
-        <w:t>build_cage(PIG, 10, 2)</w:t>
+        <w:t>blocks.fill(OAK_FENCE, pos(1, 0, 1), pos(10, 0, 10),</w:t>
         <w:br/>
-        <w:t>build_cage(RABBIT, 10, 8)</w:t>
+        <w:t xml:space="preserve">    FillOperation.REPLACE)</w:t>
       </w:r>
     </w:p>
     <w:p>
@@ -774,59 +1378,10 @@
         <w:rPr>
           <w:b/>
         </w:rPr>
-        <w:t>Both calls send `10`. What is different about the two cages? Circle one:</w:t>
-      </w:r>
-      <w:r>
-        <w:t xml:space="preserve"> the animal and the z spot · nothing · the fence</w:t>
-      </w:r>
-    </w:p>
-    <w:p>
-      <w:pPr>
-        <w:keepNext/>
-        <w:keepLines/>
-        <w:pageBreakBefore/>
-        <w:spacing w:before="40" w:after="120"/>
-      </w:pPr>
-      <w:r>
-        <w:rPr>
-          <w:b/>
-          <w:color w:val="1A4D2E"/>
-          <w:sz w:val="30"/>
-        </w:rPr>
-        <w:t>3 · Find the Difference 🐛</w:t>
-      </w:r>
-    </w:p>
-    <w:p>
-      <w:pPr>
-        <w:keepNext/>
-        <w:keepLines/>
-      </w:pPr>
-      <w:r>
-        <w:t>Clean code first, then a broken version. Circle the answer.</w:t>
-      </w:r>
-    </w:p>
-    <w:p>
-      <w:pPr>
-        <w:keepNext/>
-        <w:keepLines/>
-      </w:pPr>
-      <w:r>
-        <w:rPr>
-          <w:b/>
-        </w:rPr>
-        <w:t>Pair A</w:t>
-      </w:r>
-      <w:r>
-        <w:t xml:space="preserve"> — The cage should have a fence </w:t>
-      </w:r>
-      <w:r>
-        <w:rPr>
-          <w:b/>
-        </w:rPr>
-        <w:t>and</w:t>
-      </w:r>
-      <w:r>
-        <w:t xml:space="preserve"> an animal.</w:t>
+        <w:t>What is on the ground now? Circle one:</w:t>
+      </w:r>
+      <w:r>
+        <w:t xml:space="preserve"> a solid square of fence · a fence ring · nothing</w:t>
       </w:r>
     </w:p>
     <w:p>
@@ -842,17 +1397,113 @@
           <w:rFonts w:ascii="Consolas" w:hAnsi="Consolas" w:cs="Consolas"/>
           <w:sz w:val="21"/>
         </w:rPr>
-        <w:t># clean</w:t>
-        <w:br/>
-        <w:t>def build_cage(animal, x, z):</w:t>
-        <w:br/>
-        <w:t xml:space="preserve">    corner1 = pos(x, 0, z)</w:t>
-        <w:br/>
-        <w:t xml:space="preserve">    corner2 = pos(x + 2, 0, z + 2)</w:t>
-        <w:br/>
-        <w:t xml:space="preserve">    blocks.fill(OAK_FENCE, corner1, corner2, FillOperation.OUTLINE)</w:t>
-        <w:br/>
-        <w:t xml:space="preserve">    mobs.spawn(animal, pos(x + 1, 1, z + 1))</w:t>
+        <w:t>blocks.fill(AIR, pos(2, 0, 2), pos(9, 0, 9), FillOperation.REPLACE)</w:t>
+      </w:r>
+    </w:p>
+    <w:p>
+      <w:pPr>
+        <w:keepNext/>
+        <w:keepLines/>
+      </w:pPr>
+      <w:r>
+        <w:rPr>
+          <w:b/>
+        </w:rPr>
+        <w:t>Now what is left? Circle one:</w:t>
+      </w:r>
+      <w:r>
+        <w:t xml:space="preserve"> a fence ring · a solid square · nothing</w:t>
+      </w:r>
+    </w:p>
+    <w:p>
+      <w:pPr>
+        <w:keepNext/>
+        <w:keepLines/>
+      </w:pPr>
+      <w:r>
+        <w:rPr>
+          <w:b/>
+        </w:rPr>
+        <w:t>The animal has to stand inside. Which move makes room for it? Circle one:</w:t>
+      </w:r>
+      <w:r>
+        <w:t xml:space="preserve"> move 1 · move 2</w:t>
+      </w:r>
+    </w:p>
+    <w:p>
+      <w:pPr>
+        <w:keepNext/>
+        <w:keepLines/>
+      </w:pPr>
+      <w:r>
+        <w:rPr>
+          <w:b/>
+        </w:rPr>
+        <w:t>In `build_cage(SHEEP, 1, 13, 10, 22)`, what goes into the box named `animal`? Circle one:</w:t>
+      </w:r>
+      <w:r>
+        <w:t xml:space="preserve"> </w:t>
+      </w:r>
+      <w:r>
+        <w:rPr>
+          <w:rFonts w:ascii="Consolas" w:hAnsi="Consolas" w:cs="Consolas"/>
+          <w:sz w:val="21"/>
+          <w:shd w:val="clear" w:fill="EEEEEE"/>
+        </w:rPr>
+        <w:t>SHEEP</w:t>
+      </w:r>
+      <w:r>
+        <w:t xml:space="preserve"> · </w:t>
+      </w:r>
+      <w:r>
+        <w:rPr>
+          <w:rFonts w:ascii="Consolas" w:hAnsi="Consolas" w:cs="Consolas"/>
+          <w:sz w:val="21"/>
+          <w:shd w:val="clear" w:fill="EEEEEE"/>
+        </w:rPr>
+        <w:t>1</w:t>
+      </w:r>
+      <w:r>
+        <w:t xml:space="preserve"> · </w:t>
+      </w:r>
+      <w:r>
+        <w:rPr>
+          <w:rFonts w:ascii="Consolas" w:hAnsi="Consolas" w:cs="Consolas"/>
+          <w:sz w:val="21"/>
+          <w:shd w:val="clear" w:fill="EEEEEE"/>
+        </w:rPr>
+        <w:t>13</w:t>
+      </w:r>
+    </w:p>
+    <w:p>
+      <w:pPr>
+        <w:keepNext/>
+        <w:keepLines/>
+        <w:pageBreakBefore/>
+        <w:spacing w:before="40" w:after="120"/>
+      </w:pPr>
+      <w:r>
+        <w:rPr>
+          <w:b/>
+          <w:color w:val="1A4D2E"/>
+          <w:sz w:val="30"/>
+        </w:rPr>
+        <w:t>4 · Spot the Bug 🐛</w:t>
+      </w:r>
+    </w:p>
+    <w:p>
+      <w:pPr>
+        <w:keepNext/>
+        <w:keepLines/>
+      </w:pPr>
+      <w:r>
+        <w:rPr>
+          <w:b/>
+        </w:rPr>
+        <w:t>Bug A</w:t>
+      </w:r>
+      <w:r>
+        <w:t xml:space="preserve"> — This should leave a fence ring with a space inside.</w:t>
       </w:r>
     </w:p>
     <w:p>
@@ -868,15 +1519,13 @@
           <w:rFonts w:ascii="Consolas" w:hAnsi="Consolas" w:cs="Consolas"/>
           <w:sz w:val="21"/>
         </w:rPr>
-        <w:t># buggy</w:t>
+        <w:t>blocks.fill(OAK_FENCE, pos(1, 0, 1), pos(10, 0, 10),</w:t>
         <w:br/>
-        <w:t>def build_cage(animal, x, z):</w:t>
+        <w:t xml:space="preserve">    FillOperation.REPLACE)</w:t>
         <w:br/>
-        <w:t xml:space="preserve">    corner1 = pos(x, 0, z)</w:t>
+        <w:t>blocks.fill(AIR, pos(1, 0, 1), pos(10, 0, 10),</w:t>
         <w:br/>
-        <w:t xml:space="preserve">    corner2 = pos(x + 2, 0, z + 2)</w:t>
-        <w:br/>
-        <w:t xml:space="preserve">    blocks.fill(OAK_FENCE, corner1, corner2, FillOperation.OUTLINE)</w:t>
+        <w:t xml:space="preserve">    FillOperation.REPLACE)</w:t>
       </w:r>
     </w:p>
     <w:p>
@@ -888,10 +1537,10 @@
         <w:rPr>
           <w:b/>
         </w:rPr>
-        <w:t>What is wrong? Circle one:</w:t>
-      </w:r>
-      <w:r>
-        <w:t xml:space="preserve"> it never spawns the animal · it never builds the fence · nothing</w:t>
+        <w:t>What is left on the ground? Circle one:</w:t>
+      </w:r>
+      <w:r>
+        <w:t xml:space="preserve"> nothing · a fence ring · a solid square</w:t>
       </w:r>
     </w:p>
     <w:p>
@@ -903,10 +1552,74 @@
         <w:rPr>
           <w:b/>
         </w:rPr>
-        <w:t>Pair B</w:t>
-      </w:r>
-      <w:r>
-        <w:t xml:space="preserve"> — Six animals should stand in six cages.</w:t>
+        <w:t>Why does that happen?</w:t>
+      </w:r>
+    </w:p>
+    <w:p>
+      <w:pPr>
+        <w:spacing w:after="0" w:before="0" w:line="520" w:lineRule="exact"/>
+        <w:keepNext/>
+        <w:keepLines/>
+        <w:pBdr>
+          <w:bottom w:val="single" w:sz="6" w:space="1" w:color="C9C9C9"/>
+        </w:pBdr>
+      </w:pPr>
+      <w:r>
+        <w:t xml:space="preserve"> </w:t>
+      </w:r>
+    </w:p>
+    <w:p>
+      <w:pPr>
+        <w:spacing w:after="0" w:before="0" w:line="520" w:lineRule="exact"/>
+        <w:keepNext/>
+        <w:keepLines/>
+        <w:pBdr>
+          <w:bottom w:val="single" w:sz="6" w:space="1" w:color="C9C9C9"/>
+        </w:pBdr>
+      </w:pPr>
+      <w:r>
+        <w:t xml:space="preserve"> </w:t>
+      </w:r>
+    </w:p>
+    <w:p>
+      <w:pPr>
+        <w:spacing w:after="0" w:before="0" w:line="520" w:lineRule="exact"/>
+        <w:keepNext/>
+        <w:keepLines/>
+        <w:pBdr>
+          <w:bottom w:val="single" w:sz="6" w:space="1" w:color="C9C9C9"/>
+        </w:pBdr>
+      </w:pPr>
+      <w:r>
+        <w:t xml:space="preserve"> </w:t>
+      </w:r>
+    </w:p>
+    <w:p>
+      <w:pPr>
+        <w:spacing w:after="0" w:before="0" w:line="520" w:lineRule="exact"/>
+        <w:keepNext w:val="0"/>
+        <w:keepLines/>
+        <w:pBdr>
+          <w:bottom w:val="single" w:sz="6" w:space="1" w:color="C9C9C9"/>
+        </w:pBdr>
+      </w:pPr>
+      <w:r>
+        <w:t xml:space="preserve"> </w:t>
+      </w:r>
+    </w:p>
+    <w:p>
+      <w:pPr>
+        <w:keepNext/>
+        <w:keepLines/>
+      </w:pPr>
+      <w:r>
+        <w:rPr>
+          <w:b/>
+        </w:rPr>
+        <w:t>Bug B</w:t>
+      </w:r>
+      <w:r>
+        <w:t xml:space="preserve"> — Six animals should stand in six different cages.</w:t>
       </w:r>
     </w:p>
     <w:p>
@@ -922,13 +1635,482 @@
           <w:rFonts w:ascii="Consolas" w:hAnsi="Consolas" w:cs="Consolas"/>
           <w:sz w:val="21"/>
         </w:rPr>
-        <w:t># clean</w:t>
+        <w:t>build_cage(CHICKEN, 1, 1, 10, 10)</w:t>
         <w:br/>
-        <w:t>build_cage(CHICKEN, 2, 2)</w:t>
+        <w:t>build_cage(COW, 1, 1, 10, 10)</w:t>
         <w:br/>
-        <w:t>build_cage(COW, 6, 2)</w:t>
-        <w:br/>
-        <w:t>build_cage(PIG, 10, 2)</w:t>
+        <w:t>build_cage(PIG, 1, 1, 10, 10)</w:t>
+      </w:r>
+    </w:p>
+    <w:p>
+      <w:pPr>
+        <w:keepNext/>
+        <w:keepLines/>
+      </w:pPr>
+      <w:r>
+        <w:rPr>
+          <w:b/>
+        </w:rPr>
+        <w:t>What is wrong? Circle one:</w:t>
+      </w:r>
+      <w:r>
+        <w:t xml:space="preserve"> every cage is in the same spot · the animals are the same · the helper is missing</w:t>
+      </w:r>
+    </w:p>
+    <w:p>
+      <w:pPr>
+        <w:keepNext/>
+        <w:keepLines/>
+      </w:pPr>
+      <w:r>
+        <w:rPr>
+          <w:b/>
+        </w:rPr>
+        <w:t>How do you know?</w:t>
+      </w:r>
+    </w:p>
+    <w:p>
+      <w:pPr>
+        <w:spacing w:after="0" w:before="0" w:line="520" w:lineRule="exact"/>
+        <w:keepNext/>
+        <w:keepLines/>
+        <w:pBdr>
+          <w:bottom w:val="single" w:sz="6" w:space="1" w:color="C9C9C9"/>
+        </w:pBdr>
+      </w:pPr>
+      <w:r>
+        <w:t xml:space="preserve"> </w:t>
+      </w:r>
+    </w:p>
+    <w:p>
+      <w:pPr>
+        <w:spacing w:after="0" w:before="0" w:line="520" w:lineRule="exact"/>
+        <w:keepNext/>
+        <w:keepLines/>
+        <w:pBdr>
+          <w:bottom w:val="single" w:sz="6" w:space="1" w:color="C9C9C9"/>
+        </w:pBdr>
+      </w:pPr>
+      <w:r>
+        <w:t xml:space="preserve"> </w:t>
+      </w:r>
+    </w:p>
+    <w:p>
+      <w:pPr>
+        <w:spacing w:after="0" w:before="0" w:line="520" w:lineRule="exact"/>
+        <w:keepNext/>
+        <w:keepLines/>
+        <w:pBdr>
+          <w:bottom w:val="single" w:sz="6" w:space="1" w:color="C9C9C9"/>
+        </w:pBdr>
+      </w:pPr>
+      <w:r>
+        <w:t xml:space="preserve"> </w:t>
+      </w:r>
+    </w:p>
+    <w:p>
+      <w:pPr>
+        <w:spacing w:after="0" w:before="0" w:line="520" w:lineRule="exact"/>
+        <w:keepNext w:val="0"/>
+        <w:keepLines/>
+        <w:pBdr>
+          <w:bottom w:val="single" w:sz="6" w:space="1" w:color="C9C9C9"/>
+        </w:pBdr>
+      </w:pPr>
+      <w:r>
+        <w:t xml:space="preserve"> </w:t>
+      </w:r>
+    </w:p>
+    <w:p>
+      <w:pPr>
+        <w:keepNext/>
+        <w:keepLines/>
+        <w:pageBreakBefore/>
+        <w:spacing w:before="40" w:after="120"/>
+      </w:pPr>
+      <w:r>
+        <w:rPr>
+          <w:b/>
+          <w:color w:val="1A4D2E"/>
+          <w:sz w:val="30"/>
+        </w:rPr>
+        <w:t>5 · Build the Petting Zoo 🐑</w:t>
+      </w:r>
+    </w:p>
+    <w:p>
+      <w:pPr>
+        <w:keepNext/>
+        <w:keepLines/>
+      </w:pPr>
+      <w:r>
+        <w:t xml:space="preserve">Switch to your homework world. </w:t>
+      </w:r>
+      <w:r>
+        <w:rPr>
+          <w:b/>
+        </w:rPr>
+        <w:t>Work through these in order — do not skip to step 6.</w:t>
+      </w:r>
+    </w:p>
+    <w:p>
+      <w:pPr>
+        <w:keepNext/>
+        <w:keepLines/>
+      </w:pPr>
+      <w:r>
+        <w:rPr>
+          <w:b/>
+        </w:rPr>
+        <w:t>Step 1.</w:t>
+      </w:r>
+      <w:r>
+        <w:t xml:space="preserve"> Write the line </w:t>
+      </w:r>
+      <w:r>
+        <w:rPr>
+          <w:rFonts w:ascii="Consolas" w:hAnsi="Consolas" w:cs="Consolas"/>
+          <w:sz w:val="21"/>
+          <w:shd w:val="clear" w:fill="EEEEEE"/>
+        </w:rPr>
+        <w:t>def build_cage(animal, x, z, x2, z2):</w:t>
+      </w:r>
+    </w:p>
+    <w:p>
+      <w:pPr>
+        <w:keepNext/>
+        <w:keepLines/>
+      </w:pPr>
+      <w:r>
+        <w:rPr>
+          <w:b/>
+        </w:rPr>
+        <w:t>Step 2.</w:t>
+      </w:r>
+      <w:r>
+        <w:t xml:space="preserve"> Inside it, make </w:t>
+      </w:r>
+      <w:r>
+        <w:rPr>
+          <w:rFonts w:ascii="Consolas" w:hAnsi="Consolas" w:cs="Consolas"/>
+          <w:sz w:val="21"/>
+          <w:shd w:val="clear" w:fill="EEEEEE"/>
+        </w:rPr>
+        <w:t>corner1</w:t>
+      </w:r>
+      <w:r>
+        <w:t xml:space="preserve"> and </w:t>
+      </w:r>
+      <w:r>
+        <w:rPr>
+          <w:rFonts w:ascii="Consolas" w:hAnsi="Consolas" w:cs="Consolas"/>
+          <w:sz w:val="21"/>
+          <w:shd w:val="clear" w:fill="EEEEEE"/>
+        </w:rPr>
+        <w:t>corner2</w:t>
+      </w:r>
+      <w:r>
+        <w:t xml:space="preserve"> out of the </w:t>
+      </w:r>
+      <w:r>
+        <w:rPr>
+          <w:b/>
+        </w:rPr>
+        <w:t>parameters</w:t>
+      </w:r>
+      <w:r>
+        <w:t xml:space="preserve"> — not out of fixed numbers.</w:t>
+      </w:r>
+    </w:p>
+    <w:p>
+      <w:pPr>
+        <w:keepNext/>
+        <w:keepLines/>
+      </w:pPr>
+      <w:r>
+        <w:rPr>
+          <w:b/>
+        </w:rPr>
+        <w:t>Step 3.</w:t>
+      </w:r>
+      <w:r>
+        <w:t xml:space="preserve"> Fill that box solid with </w:t>
+      </w:r>
+      <w:r>
+        <w:rPr>
+          <w:rFonts w:ascii="Consolas" w:hAnsi="Consolas" w:cs="Consolas"/>
+          <w:sz w:val="21"/>
+          <w:shd w:val="clear" w:fill="EEEEEE"/>
+        </w:rPr>
+        <w:t>OAK_FENCE</w:t>
+      </w:r>
+      <w:r>
+        <w:t>.</w:t>
+      </w:r>
+    </w:p>
+    <w:p>
+      <w:pPr>
+        <w:keepNext/>
+        <w:keepLines/>
+      </w:pPr>
+      <w:r>
+        <w:rPr>
+          <w:b/>
+        </w:rPr>
+        <w:t>Step 4.</w:t>
+      </w:r>
+      <w:r>
+        <w:t xml:space="preserve"> Fill </w:t>
+      </w:r>
+      <w:r>
+        <w:rPr>
+          <w:rFonts w:ascii="Consolas" w:hAnsi="Consolas" w:cs="Consolas"/>
+          <w:sz w:val="21"/>
+          <w:shd w:val="clear" w:fill="EEEEEE"/>
+        </w:rPr>
+        <w:t>AIR</w:t>
+      </w:r>
+      <w:r>
+        <w:t xml:space="preserve"> </w:t>
+      </w:r>
+      <w:r>
+        <w:rPr>
+          <w:b/>
+        </w:rPr>
+        <w:t>one block inside</w:t>
+      </w:r>
+      <w:r>
+        <w:t xml:space="preserve"> the box. Work out what to add to </w:t>
+      </w:r>
+      <w:r>
+        <w:rPr>
+          <w:rFonts w:ascii="Consolas" w:hAnsi="Consolas" w:cs="Consolas"/>
+          <w:sz w:val="21"/>
+          <w:shd w:val="clear" w:fill="EEEEEE"/>
+        </w:rPr>
+        <w:t>x</w:t>
+      </w:r>
+      <w:r>
+        <w:t xml:space="preserve"> and </w:t>
+      </w:r>
+      <w:r>
+        <w:rPr>
+          <w:rFonts w:ascii="Consolas" w:hAnsi="Consolas" w:cs="Consolas"/>
+          <w:sz w:val="21"/>
+          <w:shd w:val="clear" w:fill="EEEEEE"/>
+        </w:rPr>
+        <w:t>z</w:t>
+      </w:r>
+      <w:r>
+        <w:t xml:space="preserve">, and what to take off </w:t>
+      </w:r>
+      <w:r>
+        <w:rPr>
+          <w:rFonts w:ascii="Consolas" w:hAnsi="Consolas" w:cs="Consolas"/>
+          <w:sz w:val="21"/>
+          <w:shd w:val="clear" w:fill="EEEEEE"/>
+        </w:rPr>
+        <w:t>x2</w:t>
+      </w:r>
+      <w:r>
+        <w:t xml:space="preserve"> and </w:t>
+      </w:r>
+      <w:r>
+        <w:rPr>
+          <w:rFonts w:ascii="Consolas" w:hAnsi="Consolas" w:cs="Consolas"/>
+          <w:sz w:val="21"/>
+          <w:shd w:val="clear" w:fill="EEEEEE"/>
+        </w:rPr>
+        <w:t>z2</w:t>
+      </w:r>
+      <w:r>
+        <w:t>.</w:t>
+      </w:r>
+    </w:p>
+    <w:p>
+      <w:pPr>
+        <w:keepNext/>
+        <w:keepLines/>
+      </w:pPr>
+      <w:r>
+        <w:rPr>
+          <w:b/>
+        </w:rPr>
+        <w:t>Step 5.</w:t>
+      </w:r>
+      <w:r>
+        <w:t xml:space="preserve"> Spawn the animal </w:t>
+      </w:r>
+      <w:r>
+        <w:rPr>
+          <w:b/>
+        </w:rPr>
+        <w:t>in the middle</w:t>
+      </w:r>
+      <w:r>
+        <w:t>, not on the corner.</w:t>
+      </w:r>
+    </w:p>
+    <w:p>
+      <w:pPr>
+        <w:keepNext/>
+        <w:keepLines/>
+      </w:pPr>
+      <w:r>
+        <w:rPr>
+          <w:b/>
+        </w:rPr>
+        <w:t>Step 6.</w:t>
+      </w:r>
+      <w:r>
+        <w:t xml:space="preserve"> Call it </w:t>
+      </w:r>
+      <w:r>
+        <w:rPr>
+          <w:b/>
+        </w:rPr>
+        <w:t>once</w:t>
+      </w:r>
+      <w:r>
+        <w:t xml:space="preserve">, with </w:t>
+      </w:r>
+      <w:r>
+        <w:rPr>
+          <w:rFonts w:ascii="Consolas" w:hAnsi="Consolas" w:cs="Consolas"/>
+          <w:sz w:val="21"/>
+          <w:shd w:val="clear" w:fill="EEEEEE"/>
+        </w:rPr>
+        <w:t>CHICKEN</w:t>
+      </w:r>
+      <w:r>
+        <w:t xml:space="preserve">. Run it. Look at it. </w:t>
+      </w:r>
+      <w:r>
+        <w:rPr>
+          <w:b/>
+        </w:rPr>
+        <w:t>Fix it before you go on.</w:t>
+      </w:r>
+    </w:p>
+    <w:p>
+      <w:pPr>
+        <w:keepNext/>
+        <w:keepLines/>
+      </w:pPr>
+      <w:r>
+        <w:rPr>
+          <w:b/>
+        </w:rPr>
+        <w:t>Step 7.</w:t>
+      </w:r>
+      <w:r>
+        <w:t xml:space="preserve"> Now write the other five calls, with five different animals.</w:t>
+      </w:r>
+    </w:p>
+    <w:p>
+      <w:pPr>
+        <w:keepNext/>
+        <w:keepLines/>
+      </w:pPr>
+      <w:r>
+        <w:rPr>
+          <w:b/>
+        </w:rPr>
+        <w:t>Step 8.</w:t>
+      </w:r>
+      <w:r>
+        <w:t xml:space="preserve"> Put one big </w:t>
+      </w:r>
+      <w:r>
+        <w:rPr>
+          <w:rFonts w:ascii="Consolas" w:hAnsi="Consolas" w:cs="Consolas"/>
+          <w:sz w:val="21"/>
+          <w:shd w:val="clear" w:fill="EEEEEE"/>
+        </w:rPr>
+        <w:t>OAK_FENCE</w:t>
+      </w:r>
+      <w:r>
+        <w:t xml:space="preserve"> box around the whole zoo.</w:t>
+      </w:r>
+    </w:p>
+    <w:p>
+      <w:pPr>
+        <w:keepNext/>
+        <w:keepLines/>
+      </w:pPr>
+      <w:r>
+        <w:t xml:space="preserve">Animals: </w:t>
+      </w:r>
+      <w:r>
+        <w:rPr>
+          <w:rFonts w:ascii="Consolas" w:hAnsi="Consolas" w:cs="Consolas"/>
+          <w:sz w:val="21"/>
+          <w:shd w:val="clear" w:fill="EEEEEE"/>
+        </w:rPr>
+        <w:t>CHICKEN</w:t>
+      </w:r>
+      <w:r>
+        <w:t xml:space="preserve"> · </w:t>
+      </w:r>
+      <w:r>
+        <w:rPr>
+          <w:rFonts w:ascii="Consolas" w:hAnsi="Consolas" w:cs="Consolas"/>
+          <w:sz w:val="21"/>
+          <w:shd w:val="clear" w:fill="EEEEEE"/>
+        </w:rPr>
+        <w:t>COW</w:t>
+      </w:r>
+      <w:r>
+        <w:t xml:space="preserve"> · </w:t>
+      </w:r>
+      <w:r>
+        <w:rPr>
+          <w:rFonts w:ascii="Consolas" w:hAnsi="Consolas" w:cs="Consolas"/>
+          <w:sz w:val="21"/>
+          <w:shd w:val="clear" w:fill="EEEEEE"/>
+        </w:rPr>
+        <w:t>PIG</w:t>
+      </w:r>
+      <w:r>
+        <w:t xml:space="preserve"> · </w:t>
+      </w:r>
+      <w:r>
+        <w:rPr>
+          <w:rFonts w:ascii="Consolas" w:hAnsi="Consolas" w:cs="Consolas"/>
+          <w:sz w:val="21"/>
+          <w:shd w:val="clear" w:fill="EEEEEE"/>
+        </w:rPr>
+        <w:t>SHEEP</w:t>
+      </w:r>
+      <w:r>
+        <w:t xml:space="preserve"> · </w:t>
+      </w:r>
+      <w:r>
+        <w:rPr>
+          <w:rFonts w:ascii="Consolas" w:hAnsi="Consolas" w:cs="Consolas"/>
+          <w:sz w:val="21"/>
+          <w:shd w:val="clear" w:fill="EEEEEE"/>
+        </w:rPr>
+        <w:t>RABBIT</w:t>
+      </w:r>
+      <w:r>
+        <w:t xml:space="preserve"> · </w:t>
+      </w:r>
+      <w:r>
+        <w:rPr>
+          <w:rFonts w:ascii="Consolas" w:hAnsi="Consolas" w:cs="Consolas"/>
+          <w:sz w:val="21"/>
+          <w:shd w:val="clear" w:fill="EEEEEE"/>
+        </w:rPr>
+        <w:t>LLAMA</w:t>
+      </w:r>
+    </w:p>
+    <w:p>
+      <w:pPr>
+        <w:keepNext/>
+        <w:keepLines/>
+      </w:pPr>
+      <w:r>
+        <w:t>Cage corners that fit — front row and back row:</w:t>
       </w:r>
     </w:p>
     <w:p>
@@ -944,13 +2126,13 @@
           <w:rFonts w:ascii="Consolas" w:hAnsi="Consolas" w:cs="Consolas"/>
           <w:sz w:val="21"/>
         </w:rPr>
-        <w:t># buggy</w:t>
+        <w:t xml:space="preserve">   z 13-22    [ SHEEP  ]   [ RABBIT ]   [ LLAMA  ]</w:t>
         <w:br/>
-        <w:t>build_cage(CHICKEN, 2, 2)</w:t>
         <w:br/>
-        <w:t>build_cage(COW, 2, 2)</w:t>
+        <w:t xml:space="preserve">   z  1-10    [ CHICKEN]   [  COW   ]   [  PIG   ]</w:t>
         <w:br/>
-        <w:t>build_cage(PIG, 2, 2)</w:t>
+        <w:br/>
+        <w:t xml:space="preserve">               x 1-10       x 13-22      x 25-34</w:t>
       </w:r>
     </w:p>
     <w:p>
@@ -962,10 +2144,227 @@
         <w:rPr>
           <w:b/>
         </w:rPr>
-        <w:t>What is wrong? Circle one:</w:t>
-      </w:r>
-      <w:r>
-        <w:t xml:space="preserve"> every animal goes to the same spot · the animals are the same · the helper is missing</w:t>
+        <w:t>Write your helper and your six calls:</w:t>
+      </w:r>
+    </w:p>
+    <w:p>
+      <w:pPr>
+        <w:spacing w:after="0" w:before="0" w:line="520" w:lineRule="exact"/>
+        <w:keepNext/>
+        <w:keepLines/>
+        <w:pBdr>
+          <w:bottom w:val="single" w:sz="6" w:space="1" w:color="C9C9C9"/>
+        </w:pBdr>
+      </w:pPr>
+      <w:r>
+        <w:t xml:space="preserve"> </w:t>
+      </w:r>
+    </w:p>
+    <w:p>
+      <w:pPr>
+        <w:spacing w:after="0" w:before="0" w:line="520" w:lineRule="exact"/>
+        <w:keepNext/>
+        <w:keepLines/>
+        <w:pBdr>
+          <w:bottom w:val="single" w:sz="6" w:space="1" w:color="C9C9C9"/>
+        </w:pBdr>
+      </w:pPr>
+      <w:r>
+        <w:t xml:space="preserve"> </w:t>
+      </w:r>
+    </w:p>
+    <w:p>
+      <w:pPr>
+        <w:spacing w:after="0" w:before="0" w:line="520" w:lineRule="exact"/>
+        <w:keepNext/>
+        <w:keepLines/>
+        <w:pBdr>
+          <w:bottom w:val="single" w:sz="6" w:space="1" w:color="C9C9C9"/>
+        </w:pBdr>
+      </w:pPr>
+      <w:r>
+        <w:t xml:space="preserve"> </w:t>
+      </w:r>
+    </w:p>
+    <w:p>
+      <w:pPr>
+        <w:spacing w:after="0" w:before="0" w:line="520" w:lineRule="exact"/>
+        <w:keepNext/>
+        <w:keepLines/>
+        <w:pBdr>
+          <w:bottom w:val="single" w:sz="6" w:space="1" w:color="C9C9C9"/>
+        </w:pBdr>
+      </w:pPr>
+      <w:r>
+        <w:t xml:space="preserve"> </w:t>
+      </w:r>
+    </w:p>
+    <w:p>
+      <w:pPr>
+        <w:spacing w:after="0" w:before="0" w:line="520" w:lineRule="exact"/>
+        <w:keepNext/>
+        <w:keepLines/>
+        <w:pBdr>
+          <w:bottom w:val="single" w:sz="6" w:space="1" w:color="C9C9C9"/>
+        </w:pBdr>
+      </w:pPr>
+      <w:r>
+        <w:t xml:space="preserve"> </w:t>
+      </w:r>
+    </w:p>
+    <w:p>
+      <w:pPr>
+        <w:spacing w:after="0" w:before="0" w:line="520" w:lineRule="exact"/>
+        <w:keepNext/>
+        <w:keepLines/>
+        <w:pBdr>
+          <w:bottom w:val="single" w:sz="6" w:space="1" w:color="C9C9C9"/>
+        </w:pBdr>
+      </w:pPr>
+      <w:r>
+        <w:t xml:space="preserve"> </w:t>
+      </w:r>
+    </w:p>
+    <w:p>
+      <w:pPr>
+        <w:spacing w:after="0" w:before="0" w:line="520" w:lineRule="exact"/>
+        <w:keepNext/>
+        <w:keepLines/>
+        <w:pBdr>
+          <w:bottom w:val="single" w:sz="6" w:space="1" w:color="C9C9C9"/>
+        </w:pBdr>
+      </w:pPr>
+      <w:r>
+        <w:t xml:space="preserve"> </w:t>
+      </w:r>
+    </w:p>
+    <w:p>
+      <w:pPr>
+        <w:spacing w:after="0" w:before="0" w:line="520" w:lineRule="exact"/>
+        <w:keepNext/>
+        <w:keepLines/>
+        <w:pBdr>
+          <w:bottom w:val="single" w:sz="6" w:space="1" w:color="C9C9C9"/>
+        </w:pBdr>
+      </w:pPr>
+      <w:r>
+        <w:t xml:space="preserve"> </w:t>
+      </w:r>
+    </w:p>
+    <w:p>
+      <w:pPr>
+        <w:spacing w:after="0" w:before="0" w:line="520" w:lineRule="exact"/>
+        <w:keepNext/>
+        <w:keepLines/>
+        <w:pBdr>
+          <w:bottom w:val="single" w:sz="6" w:space="1" w:color="C9C9C9"/>
+        </w:pBdr>
+      </w:pPr>
+      <w:r>
+        <w:t xml:space="preserve"> </w:t>
+      </w:r>
+    </w:p>
+    <w:p>
+      <w:pPr>
+        <w:spacing w:after="0" w:before="0" w:line="520" w:lineRule="exact"/>
+        <w:keepNext/>
+        <w:keepLines/>
+        <w:pBdr>
+          <w:bottom w:val="single" w:sz="6" w:space="1" w:color="C9C9C9"/>
+        </w:pBdr>
+      </w:pPr>
+      <w:r>
+        <w:t xml:space="preserve"> </w:t>
+      </w:r>
+    </w:p>
+    <w:p>
+      <w:pPr>
+        <w:spacing w:after="0" w:before="0" w:line="520" w:lineRule="exact"/>
+        <w:keepNext/>
+        <w:keepLines/>
+        <w:pBdr>
+          <w:bottom w:val="single" w:sz="6" w:space="1" w:color="C9C9C9"/>
+        </w:pBdr>
+      </w:pPr>
+      <w:r>
+        <w:t xml:space="preserve"> </w:t>
+      </w:r>
+    </w:p>
+    <w:p>
+      <w:pPr>
+        <w:spacing w:after="0" w:before="0" w:line="520" w:lineRule="exact"/>
+        <w:keepNext w:val="0"/>
+        <w:keepLines/>
+        <w:pBdr>
+          <w:bottom w:val="single" w:sz="6" w:space="1" w:color="C9C9C9"/>
+        </w:pBdr>
+      </w:pPr>
+      <w:r>
+        <w:t xml:space="preserve"> </w:t>
+      </w:r>
+    </w:p>
+    <w:p>
+      <w:pPr>
+        <w:keepNext/>
+        <w:keepLines/>
+      </w:pPr>
+      <w:r>
+        <w:rPr>
+          <w:b/>
+        </w:rPr>
+        <w:t>Your helper is written once but runs six times. Explain how that works.</w:t>
+      </w:r>
+    </w:p>
+    <w:p>
+      <w:pPr>
+        <w:spacing w:after="0" w:before="0" w:line="520" w:lineRule="exact"/>
+        <w:keepNext/>
+        <w:keepLines/>
+        <w:pBdr>
+          <w:bottom w:val="single" w:sz="6" w:space="1" w:color="C9C9C9"/>
+        </w:pBdr>
+      </w:pPr>
+      <w:r>
+        <w:t xml:space="preserve"> </w:t>
+      </w:r>
+    </w:p>
+    <w:p>
+      <w:pPr>
+        <w:spacing w:after="0" w:before="0" w:line="520" w:lineRule="exact"/>
+        <w:keepNext/>
+        <w:keepLines/>
+        <w:pBdr>
+          <w:bottom w:val="single" w:sz="6" w:space="1" w:color="C9C9C9"/>
+        </w:pBdr>
+      </w:pPr>
+      <w:r>
+        <w:t xml:space="preserve"> </w:t>
+      </w:r>
+    </w:p>
+    <w:p>
+      <w:pPr>
+        <w:spacing w:after="0" w:before="0" w:line="520" w:lineRule="exact"/>
+        <w:keepNext/>
+        <w:keepLines/>
+        <w:pBdr>
+          <w:bottom w:val="single" w:sz="6" w:space="1" w:color="C9C9C9"/>
+        </w:pBdr>
+      </w:pPr>
+      <w:r>
+        <w:t xml:space="preserve"> </w:t>
+      </w:r>
+    </w:p>
+    <w:p>
+      <w:pPr>
+        <w:spacing w:after="0" w:before="0" w:line="520" w:lineRule="exact"/>
+        <w:keepNext w:val="0"/>
+        <w:keepLines/>
+        <w:pBdr>
+          <w:bottom w:val="single" w:sz="6" w:space="1" w:color="C9C9C9"/>
+        </w:pBdr>
+      </w:pPr>
+      <w:r>
+        <w:t xml:space="preserve"> </w:t>
       </w:r>
     </w:p>
     <w:p>
@@ -981,309 +2380,7 @@
           <w:color w:val="1A4D2E"/>
           <w:sz w:val="30"/>
         </w:rPr>
-        <w:t>4 · Fill the Gap ✏️</w:t>
-      </w:r>
-    </w:p>
-    <w:p>
-      <w:pPr>
-        <w:keepNext/>
-        <w:keepLines/>
-      </w:pPr>
-      <w:r>
-        <w:t xml:space="preserve">The zoo needs a </w:t>
-      </w:r>
-      <w:r>
-        <w:rPr>
-          <w:b/>
-        </w:rPr>
-        <w:t>feeding area</w:t>
-      </w:r>
-      <w:r>
-        <w:t xml:space="preserve"> — hay to eat, water to drink. The water line is missing.</w:t>
-      </w:r>
-    </w:p>
-    <w:p>
-      <w:pPr>
-        <w:spacing w:before="40" w:after="160"/>
-        <w:ind w:left="288"/>
-        <w:keepNext/>
-        <w:keepLines/>
-        <w:shd w:val="clear" w:fill="F4F4F4"/>
-      </w:pPr>
-      <w:r>
-        <w:rPr>
-          <w:rFonts w:ascii="Consolas" w:hAnsi="Consolas" w:cs="Consolas"/>
-          <w:sz w:val="21"/>
-        </w:rPr>
-        <w:t>def build_feeding_area(x, z):</w:t>
-        <w:br/>
-        <w:t xml:space="preserve">    corner1 = pos(x, 0, z)</w:t>
-        <w:br/>
-        <w:t xml:space="preserve">    corner2 = pos(x + 2, 0, z + 1)</w:t>
-        <w:br/>
-        <w:t xml:space="preserve">    blocks.fill(HAY_BLOCK, corner1, corner2, FillOperation.REPLACE)</w:t>
-        <w:br/>
-        <w:t xml:space="preserve">    ____________________</w:t>
-        <w:br/>
-        <w:br/>
-        <w:t>build_feeding_area(14, 4)</w:t>
-      </w:r>
-    </w:p>
-    <w:p>
-      <w:pPr>
-        <w:keepNext/>
-        <w:keepLines/>
-      </w:pPr>
-      <w:r>
-        <w:rPr>
-          <w:b/>
-        </w:rPr>
-        <w:t>Which line is missing? Circle one:</w:t>
-      </w:r>
-      <w:r>
-        <w:t xml:space="preserve"> </w:t>
-      </w:r>
-      <w:r>
-        <w:rPr>
-          <w:rFonts w:ascii="Consolas" w:hAnsi="Consolas" w:cs="Consolas"/>
-          <w:sz w:val="21"/>
-          <w:shd w:val="clear" w:fill="EEEEEE"/>
-        </w:rPr>
-        <w:t>blocks.place(WATER, pos(x + 4, 0, z))</w:t>
-      </w:r>
-      <w:r>
-        <w:t xml:space="preserve"> · </w:t>
-      </w:r>
-      <w:r>
-        <w:rPr>
-          <w:rFonts w:ascii="Consolas" w:hAnsi="Consolas" w:cs="Consolas"/>
-          <w:sz w:val="21"/>
-          <w:shd w:val="clear" w:fill="EEEEEE"/>
-        </w:rPr>
-        <w:t>build_feeding_area(14, 4)</w:t>
-      </w:r>
-      <w:r>
-        <w:t xml:space="preserve"> · </w:t>
-      </w:r>
-      <w:r>
-        <w:rPr>
-          <w:rFonts w:ascii="Consolas" w:hAnsi="Consolas" w:cs="Consolas"/>
-          <w:sz w:val="21"/>
-          <w:shd w:val="clear" w:fill="EEEEEE"/>
-        </w:rPr>
-        <w:t>mobs.spawn(COW, pos(x, 1, z))</w:t>
-      </w:r>
-    </w:p>
-    <w:p>
-      <w:pPr>
-        <w:keepNext/>
-        <w:keepLines/>
-        <w:pageBreakBefore/>
-        <w:spacing w:before="40" w:after="120"/>
-      </w:pPr>
-      <w:r>
-        <w:rPr>
-          <w:b/>
-          <w:color w:val="1A4D2E"/>
-          <w:sz w:val="30"/>
-        </w:rPr>
-        <w:t>5 · Show Your Work 📸🎥</w:t>
-      </w:r>
-    </w:p>
-    <w:p>
-      <w:pPr>
-        <w:keepNext/>
-        <w:keepLines/>
-      </w:pPr>
-      <w:r>
-        <w:t>Switch to your homework world. Build your petting zoo:</w:t>
-      </w:r>
-    </w:p>
-    <w:p>
-      <w:pPr>
-        <w:keepNext/>
-        <w:keepLines/>
-        <w:spacing w:after="60"/>
-        <w:ind w:left="576"/>
-      </w:pPr>
-      <w:r>
-        <w:t xml:space="preserve">•  </w:t>
-      </w:r>
-      <w:r>
-        <w:t xml:space="preserve">one big </w:t>
-      </w:r>
-      <w:r>
-        <w:rPr>
-          <w:rFonts w:ascii="Consolas" w:hAnsi="Consolas" w:cs="Consolas"/>
-          <w:sz w:val="21"/>
-          <w:shd w:val="clear" w:fill="EEEEEE"/>
-        </w:rPr>
-        <w:t>OAK_FENCE</w:t>
-      </w:r>
-      <w:r>
-        <w:t xml:space="preserve"> ring around the whole zoo</w:t>
-      </w:r>
-    </w:p>
-    <w:p>
-      <w:pPr>
-        <w:keepNext/>
-        <w:keepLines/>
-        <w:spacing w:after="60"/>
-        <w:ind w:left="576"/>
-      </w:pPr>
-      <w:r>
-        <w:t xml:space="preserve">•  </w:t>
-      </w:r>
-      <w:r>
-        <w:t xml:space="preserve">a </w:t>
-      </w:r>
-      <w:r>
-        <w:rPr>
-          <w:rFonts w:ascii="Consolas" w:hAnsi="Consolas" w:cs="Consolas"/>
-          <w:sz w:val="21"/>
-          <w:shd w:val="clear" w:fill="EEEEEE"/>
-        </w:rPr>
-        <w:t>build_cage(animal, x, z)</w:t>
-      </w:r>
-      <w:r>
-        <w:t xml:space="preserve"> helper — fence box, then </w:t>
-      </w:r>
-      <w:r>
-        <w:rPr>
-          <w:rFonts w:ascii="Consolas" w:hAnsi="Consolas" w:cs="Consolas"/>
-          <w:sz w:val="21"/>
-          <w:shd w:val="clear" w:fill="EEEEEE"/>
-        </w:rPr>
-        <w:t>mobs.spawn</w:t>
-      </w:r>
-    </w:p>
-    <w:p>
-      <w:pPr>
-        <w:keepNext/>
-        <w:keepLines/>
-        <w:spacing w:after="60"/>
-        <w:ind w:left="576"/>
-      </w:pPr>
-      <w:r>
-        <w:t xml:space="preserve">•  </w:t>
-      </w:r>
-      <w:r>
-        <w:t xml:space="preserve">call it </w:t>
-      </w:r>
-      <w:r>
-        <w:rPr>
-          <w:b/>
-        </w:rPr>
-        <w:t>six</w:t>
-      </w:r>
-      <w:r>
-        <w:t xml:space="preserve"> times, with </w:t>
-      </w:r>
-      <w:r>
-        <w:rPr>
-          <w:b/>
-        </w:rPr>
-        <w:t>six different animals</w:t>
-      </w:r>
-      <w:r>
-        <w:t>, at six different spots</w:t>
-      </w:r>
-    </w:p>
-    <w:p>
-      <w:pPr>
-        <w:keepNext/>
-        <w:keepLines/>
-        <w:spacing w:after="60"/>
-        <w:ind w:left="576"/>
-      </w:pPr>
-      <w:r>
-        <w:t xml:space="preserve">•  </w:t>
-      </w:r>
-      <w:r>
-        <w:t xml:space="preserve">a </w:t>
-      </w:r>
-      <w:r>
-        <w:rPr>
-          <w:rFonts w:ascii="Consolas" w:hAnsi="Consolas" w:cs="Consolas"/>
-          <w:sz w:val="21"/>
-          <w:shd w:val="clear" w:fill="EEEEEE"/>
-        </w:rPr>
-        <w:t>build_feeding_area(x, z)</w:t>
-      </w:r>
-      <w:r>
-        <w:t xml:space="preserve"> with hay and water</w:t>
-      </w:r>
-    </w:p>
-    <w:p>
-      <w:pPr>
-        <w:keepNext/>
-        <w:keepLines/>
-      </w:pPr>
-      <w:r>
-        <w:t xml:space="preserve">Animals you can use: </w:t>
-      </w:r>
-      <w:r>
-        <w:rPr>
-          <w:rFonts w:ascii="Consolas" w:hAnsi="Consolas" w:cs="Consolas"/>
-          <w:sz w:val="21"/>
-          <w:shd w:val="clear" w:fill="EEEEEE"/>
-        </w:rPr>
-        <w:t>CHICKEN</w:t>
-      </w:r>
-      <w:r>
-        <w:t xml:space="preserve"> · </w:t>
-      </w:r>
-      <w:r>
-        <w:rPr>
-          <w:rFonts w:ascii="Consolas" w:hAnsi="Consolas" w:cs="Consolas"/>
-          <w:sz w:val="21"/>
-          <w:shd w:val="clear" w:fill="EEEEEE"/>
-        </w:rPr>
-        <w:t>COW</w:t>
-      </w:r>
-      <w:r>
-        <w:t xml:space="preserve"> · </w:t>
-      </w:r>
-      <w:r>
-        <w:rPr>
-          <w:rFonts w:ascii="Consolas" w:hAnsi="Consolas" w:cs="Consolas"/>
-          <w:sz w:val="21"/>
-          <w:shd w:val="clear" w:fill="EEEEEE"/>
-        </w:rPr>
-        <w:t>PIG</w:t>
-      </w:r>
-      <w:r>
-        <w:t xml:space="preserve"> · </w:t>
-      </w:r>
-      <w:r>
-        <w:rPr>
-          <w:rFonts w:ascii="Consolas" w:hAnsi="Consolas" w:cs="Consolas"/>
-          <w:sz w:val="21"/>
-          <w:shd w:val="clear" w:fill="EEEEEE"/>
-        </w:rPr>
-        <w:t>SHEEP</w:t>
-      </w:r>
-      <w:r>
-        <w:t xml:space="preserve"> · </w:t>
-      </w:r>
-      <w:r>
-        <w:rPr>
-          <w:rFonts w:ascii="Consolas" w:hAnsi="Consolas" w:cs="Consolas"/>
-          <w:sz w:val="21"/>
-          <w:shd w:val="clear" w:fill="EEEEEE"/>
-        </w:rPr>
-        <w:t>RABBIT</w:t>
-      </w:r>
-      <w:r>
-        <w:t xml:space="preserve"> · </w:t>
-      </w:r>
-      <w:r>
-        <w:rPr>
-          <w:rFonts w:ascii="Consolas" w:hAnsi="Consolas" w:cs="Consolas"/>
-          <w:sz w:val="21"/>
-          <w:shd w:val="clear" w:fill="EEEEEE"/>
-        </w:rPr>
-        <w:t>LLAMA</w:t>
+        <w:t>6 · Show Your Work 📸🎥</w:t>
       </w:r>
     </w:p>
     <w:p>
